--- a/Attainment_Calculation_Methodology.docx
+++ b/Attainment_Calculation_Methodology.docx
@@ -44,7 +44,7 @@
           <w:color w:val="6B7A8D"/>
           <w:sz w:val="18"/>
         </w:rPr>
-        <w:t>Applies to OBE Course Manager v1.20 · © 2026 Prof. Mazharul Islam · CC BY 4.0</w:t>
+        <w:t>Applies to OBE Course Manager v1.21 (calculations unchanged since v1.20; Group and choice-scheme settings live under each assessment's ⚙ Advanced panel) · © 2026 Prof. Mazharul Islam · CC BY 4.0</w:t>
       </w:r>
     </w:p>
     <w:p>
@@ -1386,7 +1386,7 @@
           <w:i w:val="0"/>
           <w:color w:val="1F2D3D"/>
         </w:rPr>
-        <w:t xml:space="preserve">Status: implemented in v1.20. </w:t>
+        <w:t xml:space="preserve">Status: implemented in v1.20; from v1.21 the settings are entered under the assessment's ⚙ Advanced (question choice) panel. </w:t>
       </w:r>
       <w:r>
         <w:rPr>

--- a/Attainment_Calculation_Methodology.docx
+++ b/Attainment_Calculation_Methodology.docx
@@ -44,7 +44,7 @@
           <w:color w:val="6B7A8D"/>
           <w:sz w:val="18"/>
         </w:rPr>
-        <w:t>Applies to OBE Course Manager v1.21 (calculations unchanged since v1.20; Group and choice-scheme settings live under each assessment's ⚙ Advanced panel) · © 2026 Prof. Mazharul Islam · CC BY 4.0</w:t>
+        <w:t>Applies to OBE Course Manager v1.29 (calculations unchanged since v1.20; Group and choice-scheme settings live under each assessment's ⚙ Advanced panel; item Bloom levels and the CA tab are alignment aids and do not enter the attainment mathematics) · © 2026 Prof. Mazharul Islam · CC BY 4.0</w:t>
       </w:r>
     </w:p>
     <w:p>

--- a/Attainment_Calculation_Methodology.docx
+++ b/Attainment_Calculation_Methodology.docx
@@ -229,12 +229,13 @@
             <w:tcW w:type="dxa" w:w="7257"/>
           </w:tcPr>
           <w:p>
-            <w:r/>
+            <w:r>
+              <w:t>Choice questions that are sub-parts of one question share a group name (Q3a, Q3b → group “Q3”). The group is the unit of the student's choice.</w:t>
+            </w:r>
             <w:r>
               <w:rPr>
                 <w:sz w:val="20"/>
               </w:rPr>
-              <w:t>Optional items that are sub-parts of one question share a group name (Q3a, Q3b → group “Q3”). The group is the unit of the student's choice.</w:t>
             </w:r>
           </w:p>
         </w:tc>
@@ -486,12 +487,13 @@
             <w:tcW w:type="dxa" w:w="3402"/>
           </w:tcPr>
           <w:p>
-            <w:r/>
+            <w:r>
+              <w:t>Choice question left blank, but the student attempted another item of the same group</w:t>
+            </w:r>
             <w:r>
               <w:rPr>
                 <w:sz w:val="20"/>
               </w:rPr>
-              <w:t>Optional item left blank, but the student attempted another item of the same group</w:t>
             </w:r>
           </w:p>
         </w:tc>
@@ -530,12 +532,13 @@
             <w:tcW w:type="dxa" w:w="3402"/>
           </w:tcPr>
           <w:p>
-            <w:r/>
+            <w:r>
+              <w:t>Choice question left blank, and no item of its group was attempted</w:t>
+            </w:r>
             <w:r>
               <w:rPr>
                 <w:sz w:val="20"/>
               </w:rPr>
-              <w:t>Optional item left blank, and no item of its group was attempted</w:t>
             </w:r>
           </w:p>
         </w:tc>
@@ -611,7 +614,7 @@
           <w:i w:val="0"/>
           <w:color w:val="1F2D3D"/>
         </w:rPr>
-        <w:t>Final Exam: Q1 (mandatory, 20 marks, CO1); optional question Q3 with sub-parts Q3a (10) and Q3b (10), both CO2, group “Q3”; optional ungrouped Q4 (20 marks, CO2).</w:t>
+        <w:t>Final Exam: Q1 (mandatory, 20 marks, CO1); choice question Q3 with sub-parts Q3a (10) and Q3b (10), both CO2, group “Q3”; optional ungrouped Q4 (20 marks, CO2).</w:t>
       </w:r>
     </w:p>
     <w:tbl>
@@ -1280,7 +1283,7 @@
           <w:color w:val="1F2D3D"/>
           <w:sz w:val="22"/>
         </w:rPr>
-        <w:t xml:space="preserve">n varies per CO by design. </w:t>
+        <w:t>n varies per CO by design. A small n on a CO assessed only through choice questions means few students chose it — a curriculum signal in itself, visible before any percentage is read.</w:t>
       </w:r>
       <w:r>
         <w:rPr>
@@ -1289,7 +1292,6 @@
           <w:color w:val="1F2D3D"/>
           <w:sz w:val="22"/>
         </w:rPr>
-        <w:t>A small n on a CO assessed only through optional questions means few students chose it — a curriculum signal in itself, visible before any percentage is read.</w:t>
       </w:r>
     </w:p>
     <w:p>
@@ -1386,7 +1388,7 @@
           <w:i w:val="0"/>
           <w:color w:val="1F2D3D"/>
         </w:rPr>
-        <w:t xml:space="preserve">Status: implemented in v1.20; from v1.21 the settings are entered under the assessment's ⚙ Advanced (question choice) panel. </w:t>
+        <w:t>Status: implemented in v1.20; from v1.21 the settings are entered under the assessment's ⚙ Advanced (question choice) panel. The rules below describe how the tool treats students who answer fewer choice questions than the exam requires.</w:t>
       </w:r>
       <w:r>
         <w:rPr>
@@ -1394,7 +1396,6 @@
           <w:i w:val="0"/>
           <w:color w:val="1F2D3D"/>
         </w:rPr>
-        <w:t>The rules below describe how the tool treats students who answer fewer optional questions than the exam requires.</w:t>
       </w:r>
     </w:p>
     <w:p>
@@ -1409,7 +1410,7 @@
           <w:color w:val="1F2D3D"/>
           <w:sz w:val="22"/>
         </w:rPr>
-        <w:t xml:space="preserve">Declaration: </w:t>
+        <w:t>Declaration: each assessment gains a field — “students must answer k of the choice questions” (e.g., 4 of 6). A question-unit is a group (Q3a+Q3b = one question) or an ungrouped choice question.</w:t>
       </w:r>
       <w:r>
         <w:rPr>
@@ -1418,7 +1419,6 @@
           <w:color w:val="1F2D3D"/>
           <w:sz w:val="22"/>
         </w:rPr>
-        <w:t>each assessment gains a field — “students must answer k of the optional questions” (e.g., 4 of 6). A question-unit is a group (Q3a+Q3b = one question) or an ungrouped optional item.</w:t>
       </w:r>
     </w:p>
     <w:p>
@@ -1503,7 +1503,7 @@
           <w:i w:val="0"/>
           <w:color w:val="1F2D3D"/>
         </w:rPr>
-        <w:t>Worked example: the Final offers six optional questions of 15 marks each (all CO3) with k = 4. A student answers two, scoring 12 and 9. Attempted units u = 2, shortfall = 2 → two phantom zeros join the calculation: CO3 score = (12+9) ÷ (4×15) = 21/60 = 35% — instead of the flattering 21/30 = 70%.</w:t>
+        <w:t>Worked example: the Final offers six choice questions of 15 marks each (all CO3) with k = 4. A student answers two, scoring 12 and 9. Attempted units u = 2, shortfall = 2 → two phantom zeros join the calculation: CO3 score = (12+9) ÷ (4×15) = 21/60 = 35% — instead of the flattering 21/30 = 70%.</w:t>
       </w:r>
     </w:p>
     <w:p>
